--- a/report/presenter_script.docx
+++ b/report/presenter_script.docx
@@ -144,7 +144,7 @@
         <w:rPr>
           <w:sz w:val="22"/>
         </w:rPr>
-        <w:t>Slides 9–10 (results): pace yourself slower (~1 minute each) because these carry the punchline.</w:t>
+        <w:t>Slides 9–11 (results): pace yourself slower (~1 minute each) because these carry the punchline.</w:t>
       </w:r>
     </w:p>
     <w:p>
@@ -155,7 +155,7 @@
         <w:rPr>
           <w:sz w:val="22"/>
         </w:rPr>
-        <w:t>Slide 11 (live demo): aim for 2–3 minutes.</w:t>
+        <w:t>Slide 12 (live demo): aim for 2–3 minutes.</w:t>
       </w:r>
     </w:p>
     <w:p>
@@ -166,7 +166,7 @@
         <w:rPr>
           <w:sz w:val="22"/>
         </w:rPr>
-        <w:t>Slide 12 (takeaways): 30 seconds.</w:t>
+        <w:t>Slide 13 (takeaways): 30 seconds.</w:t>
       </w:r>
     </w:p>
     <w:p>
@@ -177,7 +177,7 @@
         <w:rPr>
           <w:sz w:val="22"/>
         </w:rPr>
-        <w:t>Slide 13 (Q&amp;A): leave 1–2 minutes for questions at the end.</w:t>
+        <w:t>Slide 14 (Q&amp;A): leave 1–2 minutes for questions at the end.</w:t>
       </w:r>
     </w:p>
     <w:p>
@@ -1858,7 +1858,7 @@
         <w:pStyle w:val="Heading1"/>
       </w:pPr>
       <w:r>
-        <w:t>Slide 11  —  Live demo  (the moment of truth)</w:t>
+        <w:t>Slide 11  —  With vs Without our AI  (the numbers slide)</w:t>
       </w:r>
     </w:p>
     <w:p>
@@ -1868,7 +1868,7 @@
           <w:i/>
           <w:sz w:val="22"/>
         </w:rPr>
-        <w:t>Time: 2.5 minutes.  This is the section that wins the room.</w:t>
+        <w:t>Time: 50 seconds.  Pause and let the table sink in.</w:t>
       </w:r>
     </w:p>
     <w:p>
@@ -1887,7 +1887,124 @@
         <w:rPr>
           <w:sz w:val="22"/>
         </w:rPr>
-        <w:t>Let me show this live.  Same model — already loaded.  These are the sliders sir can ask me to drag.</w:t>
+        <w:t>All those plots boil down to a small set of numbers.  Here they are in one place.  Five operating scenarios, all evaluated on the SAME Monte Carlo channels.</w:t>
+      </w:r>
+    </w:p>
+    <w:p>
+      <w:pPr>
+        <w:ind w:left="432"/>
+      </w:pPr>
+      <w:r>
+        <w:rPr>
+          <w:b/>
+          <w:color w:val="C0504D"/>
+          <w:sz w:val="22"/>
+        </w:rPr>
+        <w:t xml:space="preserve">POINT AT:  </w:t>
+      </w:r>
+      <w:r>
+        <w:rPr>
+          <w:i/>
+          <w:sz w:val="22"/>
+        </w:rPr>
+        <w:t>the column headers, left to right.</w:t>
+      </w:r>
+    </w:p>
+    <w:p>
+      <w:pPr>
+        <w:ind w:left="432"/>
+      </w:pPr>
+      <w:r>
+        <w:rPr>
+          <w:b/>
+          <w:color w:val="2CA02C"/>
+          <w:sz w:val="22"/>
+        </w:rPr>
+        <w:t xml:space="preserve">SAY:  </w:t>
+      </w:r>
+      <w:r>
+        <w:rPr>
+          <w:sz w:val="22"/>
+        </w:rPr>
+        <w:t>Two columns on the left under 'Without AI' — the fixed rho-equals-half baseline, and the textbook Traditional optimiser fed the noisy estimate.  Two columns on the right under 'With AI' — our DQN, and the gain it gives over Traditional.</w:t>
+      </w:r>
+    </w:p>
+    <w:p>
+      <w:pPr>
+        <w:ind w:left="432"/>
+      </w:pPr>
+      <w:r>
+        <w:rPr>
+          <w:b/>
+          <w:color w:val="C0504D"/>
+          <w:sz w:val="22"/>
+        </w:rPr>
+        <w:t xml:space="preserve">POINT AT:  </w:t>
+      </w:r>
+      <w:r>
+        <w:rPr>
+          <w:i/>
+          <w:sz w:val="22"/>
+        </w:rPr>
+        <w:t>the green DQN column.</w:t>
+      </w:r>
+    </w:p>
+    <w:p>
+      <w:pPr>
+        <w:ind w:left="432"/>
+      </w:pPr>
+      <w:r>
+        <w:rPr>
+          <w:b/>
+          <w:color w:val="2CA02C"/>
+          <w:sz w:val="22"/>
+        </w:rPr>
+        <w:t xml:space="preserve">SAY:  </w:t>
+      </w:r>
+      <w:r>
+        <w:rPr>
+          <w:sz w:val="22"/>
+        </w:rPr>
+        <w:t>Notice the green DQN column is always equal to or larger than the Traditional column on its left.  At every scenario, in every condition we tested, our AI matches or beats the Traditional optimiser.</w:t>
+      </w:r>
+    </w:p>
+    <w:p>
+      <w:pPr>
+        <w:ind w:left="432"/>
+      </w:pPr>
+      <w:r>
+        <w:rPr>
+          <w:b/>
+          <w:color w:val="C0504D"/>
+          <w:sz w:val="22"/>
+        </w:rPr>
+        <w:t xml:space="preserve">POINT AT:  </w:t>
+      </w:r>
+      <w:r>
+        <w:rPr>
+          <w:i/>
+          <w:sz w:val="22"/>
+        </w:rPr>
+        <w:t>the bottom (red-tinted) outage row.</w:t>
+      </w:r>
+    </w:p>
+    <w:p>
+      <w:pPr>
+        <w:ind w:left="432"/>
+      </w:pPr>
+      <w:r>
+        <w:rPr>
+          <w:b/>
+          <w:color w:val="2CA02C"/>
+          <w:sz w:val="22"/>
+        </w:rPr>
+        <w:t xml:space="preserve">SAY:  </w:t>
+      </w:r>
+      <w:r>
+        <w:rPr>
+          <w:sz w:val="22"/>
+        </w:rPr>
+        <w:t>And the bottom row is the outage probability we discussed on the last slide.  At a target rate of 4 bits per second per Hz, Traditional fails 26% of the time, our DQN fails only 18% of the time — a 30% relative reduction in failures at the same target.</w:t>
       </w:r>
     </w:p>
     <w:p>
@@ -1900,22 +2017,69 @@
           <w:color w:val="1F4E79"/>
           <w:sz w:val="22"/>
         </w:rPr>
-        <w:t xml:space="preserve">DO:  </w:t>
+        <w:t xml:space="preserve">IF SIR ASKS:  </w:t>
       </w:r>
       <w:r>
         <w:rPr>
           <w:i/>
           <w:sz w:val="22"/>
         </w:rPr>
-        <w:t>Switch to the browser.  Open Streamlit at localhost:8502.  Confirm the green status banner says 'DQN agent loaded'.  If it says 'No model found', open the terminal and run `streamlit run app/streamlit_app.py` first.</w:t>
+        <w:t>Why is the gain only 0.03–0.08 bits/s/Hz?</w:t>
       </w:r>
     </w:p>
     <w:p>
       <w:pPr>
-        <w:pStyle w:val="Heading2"/>
-      </w:pPr>
-      <w:r>
-        <w:t>Demo step 1  —  Live test tab</w:t>
+        <w:ind w:left="864"/>
+      </w:pPr>
+      <w:r>
+        <w:rPr>
+          <w:sz w:val="22"/>
+        </w:rPr>
+        <w:t xml:space="preserve">→ </w:t>
+      </w:r>
+      <w:r>
+        <w:rPr>
+          <w:sz w:val="22"/>
+        </w:rPr>
+        <w:t>Because Fixed at rho-equals-half is itself surprisingly close to optimal in this MISO setting at moderate kappa — the AN-averaged Rs curve is fairly flat near the peak.  The big story isn't the magnitude of DQN's gain over Traditional; it's that DQN never goes BELOW Fixed, while Traditional does.  Robustness, not aggressive optimisation.</w:t>
+      </w:r>
+    </w:p>
+    <w:p>
+      <w:pPr>
+        <w:ind w:left="432"/>
+      </w:pPr>
+      <w:r>
+        <w:rPr>
+          <w:b/>
+          <w:color w:val="1F4E79"/>
+          <w:sz w:val="22"/>
+        </w:rPr>
+        <w:t xml:space="preserve">DO:  </w:t>
+      </w:r>
+      <w:r>
+        <w:rPr>
+          <w:i/>
+          <w:sz w:val="22"/>
+        </w:rPr>
+        <w:t>Advance to slide 12  (the live demo cue).</w:t>
+      </w:r>
+    </w:p>
+    <w:p>
+      <w:pPr>
+        <w:pStyle w:val="Heading1"/>
+      </w:pPr>
+      <w:r>
+        <w:t>Slide 12  —  Live demo  (the moment of truth)</w:t>
+      </w:r>
+    </w:p>
+    <w:p>
+      <w:r>
+        <w:rPr>
+          <w:b w:val="0"/>
+          <w:i/>
+          <w:sz w:val="22"/>
+        </w:rPr>
+        <w:t>Time: 2.5 minutes.  This is the section that wins the room.</w:t>
       </w:r>
     </w:p>
     <w:p>
@@ -1934,7 +2098,7 @@
         <w:rPr>
           <w:sz w:val="22"/>
         </w:rPr>
-        <w:t>Tab 1 is the live test.  Pick antenna count Nt = 8 (the default).  Pick transmit SNR = 15 dB.  Pick κ = 0.4 — the moderately bad intel scenario.  We run all three schemes on the same batch of fresh random channels.</w:t>
+        <w:t>Let me show this live.  Same model — already loaded.  These are the sliders sir can ask me to drag.</w:t>
       </w:r>
     </w:p>
     <w:p>
@@ -1954,7 +2118,15 @@
           <w:i/>
           <w:sz w:val="22"/>
         </w:rPr>
-        <w:t>Watch the three bars settle.  Three values appear in the metric tiles above the bars.</w:t>
+        <w:t>Switch to the browser.  Open Streamlit at localhost:8502.  Confirm the green status banner says 'DQN agent loaded'.  If it says 'No model found', open the terminal and run `streamlit run app/streamlit_app.py` first.</w:t>
+      </w:r>
+    </w:p>
+    <w:p>
+      <w:pPr>
+        <w:pStyle w:val="Heading2"/>
+      </w:pPr>
+      <w:r>
+        <w:t>Demo step 1  —  Live test tab</w:t>
       </w:r>
     </w:p>
     <w:p>
@@ -1973,15 +2145,7 @@
         <w:rPr>
           <w:sz w:val="22"/>
         </w:rPr>
-        <w:t>Three bars.  The grey one is Fixed.  The red one is Traditional with noisy CSI.  The green one is our DQN.  DQN is at or above the others.</w:t>
-      </w:r>
-    </w:p>
-    <w:p>
-      <w:pPr>
-        <w:pStyle w:val="Heading2"/>
-      </w:pPr>
-      <w:r>
-        <w:t>Demo step 2  —  Drag κ down to 0.2</w:t>
+        <w:t>Tab 1 is the live test.  Pick antenna count Nt = 8 (the default).  Pick transmit SNR = 15 dB.  Pick κ = 0.4 — the moderately bad intel scenario.  We run all three schemes on the same batch of fresh random channels.</w:t>
       </w:r>
     </w:p>
     <w:p>
@@ -2001,7 +2165,7 @@
           <w:i/>
           <w:sz w:val="22"/>
         </w:rPr>
-        <w:t>Drag the κ slider from 0.4 down to 0.2.  Watch the bars update.</w:t>
+        <w:t>Watch the three bars settle.  Three values appear in the metric tiles above the bars.</w:t>
       </w:r>
     </w:p>
     <w:p>
@@ -2020,7 +2184,7 @@
         <w:rPr>
           <w:sz w:val="22"/>
         </w:rPr>
-        <w:t>As we degrade the intel from 0.4 to 0.2, watch the red bar shrink relative to grey.  The green DQN bar barely moves.  This is the failure mode in real time — Traditional gets actively worse as intel degrades, while DQN holds its line.</w:t>
+        <w:t>Three bars.  The grey one is Fixed.  The red one is Traditional with noisy CSI.  The green one is our DQN.  DQN is at or above the others.</w:t>
       </w:r>
     </w:p>
     <w:p>
@@ -2028,7 +2192,7 @@
         <w:pStyle w:val="Heading2"/>
       </w:pPr>
       <w:r>
-        <w:t>Demo step 3  —  Switch to the κ sweep tab</w:t>
+        <w:t>Demo step 2  —  Drag κ down to 0.2</w:t>
       </w:r>
     </w:p>
     <w:p>
@@ -2048,7 +2212,7 @@
           <w:i/>
           <w:sz w:val="22"/>
         </w:rPr>
-        <w:t>Click the third tab, 'κ sweep — the headline'.</w:t>
+        <w:t>Drag the κ slider from 0.4 down to 0.2.  Watch the bars update.</w:t>
       </w:r>
     </w:p>
     <w:p>
@@ -2067,6 +2231,53 @@
         <w:rPr>
           <w:sz w:val="22"/>
         </w:rPr>
+        <w:t>As we degrade the intel from 0.4 to 0.2, watch the red bar shrink relative to grey.  The green DQN bar barely moves.  This is the failure mode in real time — Traditional gets actively worse as intel degrades, while DQN holds its line.</w:t>
+      </w:r>
+    </w:p>
+    <w:p>
+      <w:pPr>
+        <w:pStyle w:val="Heading2"/>
+      </w:pPr>
+      <w:r>
+        <w:t>Demo step 3  —  Switch to the κ sweep tab</w:t>
+      </w:r>
+    </w:p>
+    <w:p>
+      <w:pPr>
+        <w:ind w:left="432"/>
+      </w:pPr>
+      <w:r>
+        <w:rPr>
+          <w:b/>
+          <w:color w:val="1F4E79"/>
+          <w:sz w:val="22"/>
+        </w:rPr>
+        <w:t xml:space="preserve">DO:  </w:t>
+      </w:r>
+      <w:r>
+        <w:rPr>
+          <w:i/>
+          <w:sz w:val="22"/>
+        </w:rPr>
+        <w:t>Click the third tab, 'κ sweep — the headline'.</w:t>
+      </w:r>
+    </w:p>
+    <w:p>
+      <w:pPr>
+        <w:ind w:left="432"/>
+      </w:pPr>
+      <w:r>
+        <w:rPr>
+          <w:b/>
+          <w:color w:val="2CA02C"/>
+          <w:sz w:val="22"/>
+        </w:rPr>
+        <w:t xml:space="preserve">SAY:  </w:t>
+      </w:r>
+      <w:r>
+        <w:rPr>
+          <w:sz w:val="22"/>
+        </w:rPr>
         <w:t>Same story but as a curve instead of three bars.  Three lines vs κ.</w:t>
       </w:r>
     </w:p>
@@ -2267,7 +2478,7 @@
           <w:i/>
           <w:sz w:val="22"/>
         </w:rPr>
-        <w:t>Switch back to the slide deck.  Return to slide 12.</w:t>
+        <w:t>Switch back to the slide deck.  Advance to slide 13.</w:t>
       </w:r>
     </w:p>
     <w:p>
@@ -2327,7 +2538,7 @@
         <w:pStyle w:val="Heading1"/>
       </w:pPr>
       <w:r>
-        <w:t>Slide 12  —  Takeaways</w:t>
+        <w:t>Slide 13  —  Takeaways</w:t>
       </w:r>
     </w:p>
     <w:p>
@@ -2434,7 +2645,7 @@
           <w:i/>
           <w:sz w:val="22"/>
         </w:rPr>
-        <w:t>Advance to slide 13.</w:t>
+        <w:t>Advance to slide 14.</w:t>
       </w:r>
     </w:p>
     <w:p>
@@ -2442,7 +2653,7 @@
         <w:pStyle w:val="Heading1"/>
       </w:pPr>
       <w:r>
-        <w:t>Slide 13  —  Q&amp;A</w:t>
+        <w:t>Slide 14  —  Q&amp;A</w:t>
       </w:r>
     </w:p>
     <w:p>
@@ -2666,7 +2877,7 @@
         <w:rPr>
           <w:sz w:val="22"/>
         </w:rPr>
-        <w:t>Slide 5 (before/after).  Point at the red dip on the left, then the green-stays-up on the right.  Done in 30 seconds.</w:t>
+        <w:t>Slide 5 (before/after).  Point at the red dip on the left, then the green-stays-up on the right.  Done in 30 seconds.  If sir wants numbers, jump to slide 11 (the table).</w:t>
       </w:r>
     </w:p>
     <w:p>
